--- a/docgen/API仕様書.docx
+++ b/docgen/API仕様書.docx
@@ -345,6 +345,80 @@
           </w:p>
         </w:tc>
       </w:tr>
+      <w:tr>
+        <w:tc>
+          <w:tcPr>
+            <w:tcW w:type="dxa" w:w="1400"/>
+            <w:tcMar>
+              <w:top w:type="dxa" w:w="80"/>
+              <w:left w:type="dxa" w:w="100"/>
+              <w:bottom w:type="dxa" w:w="80"/>
+              <w:right w:type="dxa" w:w="100"/>
+            </w:tcMar>
+            <w:vAlign w:val="center"/>
+          </w:tcPr>
+          <w:p>
+            <w:r>
+              <w:rPr>
+                <w:b w:val="false"/>
+                <w:bCs w:val="false"/>
+                <w:color w:val="000000"/>
+                <w:sz w:val="18"/>
+                <w:szCs w:val="18"/>
+              </w:rPr>
+              <w:t xml:space="preserve">v1.1</w:t>
+            </w:r>
+          </w:p>
+        </w:tc>
+        <w:tc>
+          <w:tcPr>
+            <w:tcW w:type="dxa" w:w="2200"/>
+            <w:tcMar>
+              <w:top w:type="dxa" w:w="80"/>
+              <w:left w:type="dxa" w:w="100"/>
+              <w:bottom w:type="dxa" w:w="80"/>
+              <w:right w:type="dxa" w:w="100"/>
+            </w:tcMar>
+            <w:vAlign w:val="center"/>
+          </w:tcPr>
+          <w:p>
+            <w:r>
+              <w:rPr>
+                <w:b w:val="false"/>
+                <w:bCs w:val="false"/>
+                <w:color w:val="000000"/>
+                <w:sz w:val="18"/>
+                <w:szCs w:val="18"/>
+              </w:rPr>
+              <w:t xml:space="preserve">2026年8月</w:t>
+            </w:r>
+          </w:p>
+        </w:tc>
+        <w:tc>
+          <w:tcPr>
+            <w:tcW w:type="dxa" w:w="6800"/>
+            <w:tcMar>
+              <w:top w:type="dxa" w:w="80"/>
+              <w:left w:type="dxa" w:w="100"/>
+              <w:bottom w:type="dxa" w:w="80"/>
+              <w:right w:type="dxa" w:w="100"/>
+            </w:tcMar>
+            <w:vAlign w:val="center"/>
+          </w:tcPr>
+          <w:p>
+            <w:r>
+              <w:rPr>
+                <w:b w:val="false"/>
+                <w:bCs w:val="false"/>
+                <w:color w:val="000000"/>
+                <w:sz w:val="18"/>
+                <w:szCs w:val="18"/>
+              </w:rPr>
+              <w:t xml:space="preserve">Googleログイン(/auth/google/*, /auth/handoff)・2段階認証(/login/2fa, /2fa/*)のエンドポイントとAUTH-003/004エラーコードを追加</w:t>
+            </w:r>
+          </w:p>
+        </w:tc>
+      </w:tr>
     </w:tbl>
     <w:p>
       <w:r>
@@ -871,7 +945,7 @@
                 <w:sz w:val="18"/>
                 <w:szCs w:val="18"/>
               </w:rPr>
-              <w:t xml:space="preserve">未ログイン・認証情報不正</w:t>
+              <w:t xml:space="preserve">未ログイン・認証情報不正(2FAコード不正含む)</w:t>
             </w:r>
           </w:p>
         </w:tc>
@@ -922,6 +996,106 @@
                 <w:szCs w:val="18"/>
               </w:rPr>
               <w:t xml:space="preserve">権限不足(ロール・サイト管理者権限等)</w:t>
+            </w:r>
+          </w:p>
+        </w:tc>
+      </w:tr>
+      <w:tr>
+        <w:tc>
+          <w:tcPr>
+            <w:tcW w:type="dxa" w:w="2400"/>
+            <w:tcMar>
+              <w:top w:type="dxa" w:w="80"/>
+              <w:left w:type="dxa" w:w="100"/>
+              <w:bottom w:type="dxa" w:w="80"/>
+              <w:right w:type="dxa" w:w="100"/>
+            </w:tcMar>
+            <w:vAlign w:val="center"/>
+          </w:tcPr>
+          <w:p>
+            <w:r>
+              <w:rPr>
+                <w:b w:val="false"/>
+                <w:bCs w:val="false"/>
+                <w:color w:val="000000"/>
+                <w:sz w:val="18"/>
+                <w:szCs w:val="18"/>
+              </w:rPr>
+              <w:t xml:space="preserve">AUTH-003</w:t>
+            </w:r>
+          </w:p>
+        </w:tc>
+        <w:tc>
+          <w:tcPr>
+            <w:tcW w:type="dxa" w:w="8000"/>
+            <w:tcMar>
+              <w:top w:type="dxa" w:w="80"/>
+              <w:left w:type="dxa" w:w="100"/>
+              <w:bottom w:type="dxa" w:w="80"/>
+              <w:right w:type="dxa" w:w="100"/>
+            </w:tcMar>
+            <w:vAlign w:val="center"/>
+          </w:tcPr>
+          <w:p>
+            <w:r>
+              <w:rPr>
+                <w:b w:val="false"/>
+                <w:bCs w:val="false"/>
+                <w:color w:val="000000"/>
+                <w:sz w:val="18"/>
+                <w:szCs w:val="18"/>
+              </w:rPr>
+              <w:t xml:space="preserve">2FA/Googleログインの一時トークンが期限切れ、または見つからない</w:t>
+            </w:r>
+          </w:p>
+        </w:tc>
+      </w:tr>
+      <w:tr>
+        <w:tc>
+          <w:tcPr>
+            <w:tcW w:type="dxa" w:w="2400"/>
+            <w:tcMar>
+              <w:top w:type="dxa" w:w="80"/>
+              <w:left w:type="dxa" w:w="100"/>
+              <w:bottom w:type="dxa" w:w="80"/>
+              <w:right w:type="dxa" w:w="100"/>
+            </w:tcMar>
+            <w:vAlign w:val="center"/>
+          </w:tcPr>
+          <w:p>
+            <w:r>
+              <w:rPr>
+                <w:b w:val="false"/>
+                <w:bCs w:val="false"/>
+                <w:color w:val="000000"/>
+                <w:sz w:val="18"/>
+                <w:szCs w:val="18"/>
+              </w:rPr>
+              <w:t xml:space="preserve">AUTH-004</w:t>
+            </w:r>
+          </w:p>
+        </w:tc>
+        <w:tc>
+          <w:tcPr>
+            <w:tcW w:type="dxa" w:w="8000"/>
+            <w:tcMar>
+              <w:top w:type="dxa" w:w="80"/>
+              <w:left w:type="dxa" w:w="100"/>
+              <w:bottom w:type="dxa" w:w="80"/>
+              <w:right w:type="dxa" w:w="100"/>
+            </w:tcMar>
+            <w:vAlign w:val="center"/>
+          </w:tcPr>
+          <w:p>
+            <w:r>
+              <w:rPr>
+                <w:b w:val="false"/>
+                <w:bCs w:val="false"/>
+                <w:color w:val="000000"/>
+                <w:sz w:val="18"/>
+                <w:szCs w:val="18"/>
+              </w:rPr>
+              <w:t xml:space="preserve">2FAコードの試行回数上限に達した</w:t>
             </w:r>
           </w:p>
         </w:tc>
@@ -1381,7 +1555,209 @@
           <w:sz w:val="20"/>
           <w:szCs w:val="20"/>
         </w:rPr>
-        <w:t xml:space="preserve">認証: 不要 / ログイン</w:t>
+        <w:t xml:space="preserve">認証: 不要 / ログイン。2FA有効アカウントはセッションを発行せず、require2fa: trueとpendingTokenを返す</w:t>
+      </w:r>
+    </w:p>
+    <w:p>
+      <w:pPr>
+        <w:spacing w:after="120"/>
+      </w:pPr>
+      <w:r>
+        <w:rPr>
+          <w:i/>
+          <w:iCs/>
+          <w:color w:val="666666"/>
+          <w:sz w:val="20"/>
+          <w:szCs w:val="20"/>
+        </w:rPr>
+        <w:t xml:space="preserve">リクエスト例: { email, password }</w:t>
+      </w:r>
+    </w:p>
+    <w:p>
+      <w:pPr>
+        <w:spacing w:after="120"/>
+      </w:pPr>
+      <w:r>
+        <w:rPr>
+          <w:i/>
+          <w:iCs/>
+          <w:color w:val="666666"/>
+          <w:sz w:val="20"/>
+          <w:szCs w:val="20"/>
+        </w:rPr>
+        <w:t xml:space="preserve">レスポンス例: { token, user, isSiteAdmin } または { require2fa: true, pendingToken }</w:t>
+      </w:r>
+    </w:p>
+    <w:p>
+      <w:pPr>
+        <w:pStyle w:val="Heading3"/>
+        <w:spacing w:after="100" w:before="200"/>
+      </w:pPr>
+      <w:r>
+        <w:rPr>
+          <w:b/>
+          <w:bCs/>
+          <w:color w:val="C9A227"/>
+          <w:sz w:val="21"/>
+          <w:szCs w:val="21"/>
+        </w:rPr>
+        <w:t xml:space="preserve">POST /login/2fa</w:t>
+      </w:r>
+    </w:p>
+    <w:p>
+      <w:pPr>
+        <w:spacing w:after="120"/>
+      </w:pPr>
+      <w:r>
+        <w:rPr>
+          <w:sz w:val="20"/>
+          <w:szCs w:val="20"/>
+        </w:rPr>
+        <w:t xml:space="preserve">認証: 不要 / ログイン/Google連携が2FAコード入力待ちの状態から、TOTPコードかバックアップコードで本セッションを発行する(pendingTokenは5分・最大8回試行で失効)</w:t>
+      </w:r>
+    </w:p>
+    <w:p>
+      <w:pPr>
+        <w:spacing w:after="120"/>
+      </w:pPr>
+      <w:r>
+        <w:rPr>
+          <w:i/>
+          <w:iCs/>
+          <w:color w:val="666666"/>
+          <w:sz w:val="20"/>
+          <w:szCs w:val="20"/>
+        </w:rPr>
+        <w:t xml:space="preserve">リクエスト例: { pendingToken, code }</w:t>
+      </w:r>
+    </w:p>
+    <w:p>
+      <w:pPr>
+        <w:spacing w:after="120"/>
+      </w:pPr>
+      <w:r>
+        <w:rPr>
+          <w:i/>
+          <w:iCs/>
+          <w:color w:val="666666"/>
+          <w:sz w:val="20"/>
+          <w:szCs w:val="20"/>
+        </w:rPr>
+        <w:t xml:space="preserve">レスポンス例: { token, user, isSiteAdmin }</w:t>
+      </w:r>
+    </w:p>
+    <w:p>
+      <w:pPr>
+        <w:pStyle w:val="Heading3"/>
+        <w:spacing w:after="100" w:before="200"/>
+      </w:pPr>
+      <w:r>
+        <w:rPr>
+          <w:b/>
+          <w:bCs/>
+          <w:color w:val="C9A227"/>
+          <w:sz w:val="21"/>
+          <w:szCs w:val="21"/>
+        </w:rPr>
+        <w:t xml:space="preserve">GET /auth/google/start</w:t>
+      </w:r>
+    </w:p>
+    <w:p>
+      <w:pPr>
+        <w:spacing w:after="120"/>
+      </w:pPr>
+      <w:r>
+        <w:rPr>
+          <w:sz w:val="20"/>
+          <w:szCs w:val="20"/>
+        </w:rPr>
+        <w:t xml:space="preserve">認証: 不要 / Googleの認可画面へリダイレクトする(302)。GOOGLE_CLIENT_ID未設定時はエラーメッセージ付きでトップへ戻す</w:t>
+      </w:r>
+    </w:p>
+    <w:p>
+      <w:pPr>
+        <w:pStyle w:val="Heading3"/>
+        <w:spacing w:after="100" w:before="200"/>
+      </w:pPr>
+      <w:r>
+        <w:rPr>
+          <w:b/>
+          <w:bCs/>
+          <w:color w:val="C9A227"/>
+          <w:sz w:val="21"/>
+          <w:szCs w:val="21"/>
+        </w:rPr>
+        <w:t xml:space="preserve">GET /auth/google/callback</w:t>
+      </w:r>
+    </w:p>
+    <w:p>
+      <w:pPr>
+        <w:spacing w:after="120"/>
+      </w:pPr>
+      <w:r>
+        <w:rPr>
+          <w:sz w:val="20"/>
+          <w:szCs w:val="20"/>
+        </w:rPr>
+        <w:t xml:space="preserve">認証: 不要 / Googleからのコールバック。ユーザーの特定/新規作成を行い、2FA未設定なら/?oauthHandoff=、2FA設定済みなら/?g2fa=を付けてトップへリダイレクトする(302)</w:t>
+      </w:r>
+    </w:p>
+    <w:p>
+      <w:pPr>
+        <w:pStyle w:val="Heading3"/>
+        <w:spacing w:after="100" w:before="200"/>
+      </w:pPr>
+      <w:r>
+        <w:rPr>
+          <w:b/>
+          <w:bCs/>
+          <w:color w:val="C9A227"/>
+          <w:sz w:val="21"/>
+          <w:szCs w:val="21"/>
+        </w:rPr>
+        <w:t xml:space="preserve">POST /auth/handoff</w:t>
+      </w:r>
+    </w:p>
+    <w:p>
+      <w:pPr>
+        <w:spacing w:after="120"/>
+      </w:pPr>
+      <w:r>
+        <w:rPr>
+          <w:sz w:val="20"/>
+          <w:szCs w:val="20"/>
+        </w:rPr>
+        <w:t xml:space="preserve">認証: 不要 / Googleログイン後のワンタイム引換コードを実セッショントークンに交換する(60秒・単発で失効。セッショントークンをURLに直接載せないための仲介)</w:t>
+      </w:r>
+    </w:p>
+    <w:p>
+      <w:pPr>
+        <w:spacing w:after="120"/>
+      </w:pPr>
+      <w:r>
+        <w:rPr>
+          <w:i/>
+          <w:iCs/>
+          <w:color w:val="666666"/>
+          <w:sz w:val="20"/>
+          <w:szCs w:val="20"/>
+        </w:rPr>
+        <w:t xml:space="preserve">リクエスト例: { code }</w:t>
+      </w:r>
+    </w:p>
+    <w:p>
+      <w:pPr>
+        <w:spacing w:after="120"/>
+      </w:pPr>
+      <w:r>
+        <w:rPr>
+          <w:i/>
+          <w:iCs/>
+          <w:color w:val="666666"/>
+          <w:sz w:val="20"/>
+          <w:szCs w:val="20"/>
+        </w:rPr>
+        <w:t xml:space="preserve">レスポンス例: { token, user, isSiteAdmin }</w:t>
       </w:r>
     </w:p>
     <w:p>
@@ -1466,6 +1842,150 @@
           <w:szCs w:val="20"/>
         </w:rPr>
         <w:t xml:space="preserve">認証: 必要 / 累計実績・獲得バッジ・過去現場履歴の取得(チーム非依存)</w:t>
+      </w:r>
+    </w:p>
+    <w:p>
+      <w:pPr>
+        <w:pStyle w:val="Heading3"/>
+        <w:spacing w:after="100" w:before="200"/>
+      </w:pPr>
+      <w:r>
+        <w:rPr>
+          <w:b/>
+          <w:bCs/>
+          <w:color w:val="C9A227"/>
+          <w:sz w:val="21"/>
+          <w:szCs w:val="21"/>
+        </w:rPr>
+        <w:t xml:space="preserve">POST /2fa/setup</w:t>
+      </w:r>
+    </w:p>
+    <w:p>
+      <w:pPr>
+        <w:spacing w:after="120"/>
+      </w:pPr>
+      <w:r>
+        <w:rPr>
+          <w:sz w:val="20"/>
+          <w:szCs w:val="20"/>
+        </w:rPr>
+        <w:t xml:space="preserve">認証: 必要 / 2段階認証の秘密鍵を新規発行しQRコード用URIを返す(verify-setupで確認するまでtotp_enabledはfalseのまま)</w:t>
+      </w:r>
+    </w:p>
+    <w:p>
+      <w:pPr>
+        <w:spacing w:after="120"/>
+      </w:pPr>
+      <w:r>
+        <w:rPr>
+          <w:i/>
+          <w:iCs/>
+          <w:color w:val="666666"/>
+          <w:sz w:val="20"/>
+          <w:szCs w:val="20"/>
+        </w:rPr>
+        <w:t xml:space="preserve">レスポンス例: { secret, otpauthUri }</w:t>
+      </w:r>
+    </w:p>
+    <w:p>
+      <w:pPr>
+        <w:pStyle w:val="Heading3"/>
+        <w:spacing w:after="100" w:before="200"/>
+      </w:pPr>
+      <w:r>
+        <w:rPr>
+          <w:b/>
+          <w:bCs/>
+          <w:color w:val="C9A227"/>
+          <w:sz w:val="21"/>
+          <w:szCs w:val="21"/>
+        </w:rPr>
+        <w:t xml:space="preserve">POST /2fa/verify-setup</w:t>
+      </w:r>
+    </w:p>
+    <w:p>
+      <w:pPr>
+        <w:spacing w:after="120"/>
+      </w:pPr>
+      <w:r>
+        <w:rPr>
+          <w:sz w:val="20"/>
+          <w:szCs w:val="20"/>
+        </w:rPr>
+        <w:t xml:space="preserve">認証: 必要 / setupで発行した秘密鍵を6桁コードで確認し、2段階認証を有効化する。バックアップコード8個をこの時だけ平文で返す</w:t>
+      </w:r>
+    </w:p>
+    <w:p>
+      <w:pPr>
+        <w:spacing w:after="120"/>
+      </w:pPr>
+      <w:r>
+        <w:rPr>
+          <w:i/>
+          <w:iCs/>
+          <w:color w:val="666666"/>
+          <w:sz w:val="20"/>
+          <w:szCs w:val="20"/>
+        </w:rPr>
+        <w:t xml:space="preserve">リクエスト例: { code }</w:t>
+      </w:r>
+    </w:p>
+    <w:p>
+      <w:pPr>
+        <w:spacing w:after="120"/>
+      </w:pPr>
+      <w:r>
+        <w:rPr>
+          <w:i/>
+          <w:iCs/>
+          <w:color w:val="666666"/>
+          <w:sz w:val="20"/>
+          <w:szCs w:val="20"/>
+        </w:rPr>
+        <w:t xml:space="preserve">レスポンス例: { backupCodes: [...] }</w:t>
+      </w:r>
+    </w:p>
+    <w:p>
+      <w:pPr>
+        <w:pStyle w:val="Heading3"/>
+        <w:spacing w:after="100" w:before="200"/>
+      </w:pPr>
+      <w:r>
+        <w:rPr>
+          <w:b/>
+          <w:bCs/>
+          <w:color w:val="C9A227"/>
+          <w:sz w:val="21"/>
+          <w:szCs w:val="21"/>
+        </w:rPr>
+        <w:t xml:space="preserve">POST /2fa/disable</w:t>
+      </w:r>
+    </w:p>
+    <w:p>
+      <w:pPr>
+        <w:spacing w:after="120"/>
+      </w:pPr>
+      <w:r>
+        <w:rPr>
+          <w:sz w:val="20"/>
+          <w:szCs w:val="20"/>
+        </w:rPr>
+        <w:t xml:space="preserve">認証: 必要 / 2段階認証を無効化する。現在有効なTOTPコードかバックアップコードの入力を必須とする</w:t>
+      </w:r>
+    </w:p>
+    <w:p>
+      <w:pPr>
+        <w:spacing w:after="120"/>
+      </w:pPr>
+      <w:r>
+        <w:rPr>
+          <w:i/>
+          <w:iCs/>
+          <w:color w:val="666666"/>
+          <w:sz w:val="20"/>
+          <w:szCs w:val="20"/>
+        </w:rPr>
+        <w:t xml:space="preserve">リクエスト例: { code }</w:t>
       </w:r>
     </w:p>
     <w:p>
